--- a/static/templates/Письмо о представлении документации.docx
+++ b/static/templates/Письмо о представлении документации.docx
@@ -162,7 +162,23 @@
                 <w:b/>
                 <w:sz w:val="22"/>
               </w:rPr>
-              <w:t>(без приложения неконфиденциально)</w:t>
+              <w:t xml:space="preserve">(без приложения </w:t>
+            </w:r>
+            <w:proofErr w:type="spellStart"/>
+            <w:r>
+              <w:rPr>
+                <w:b/>
+                <w:sz w:val="22"/>
+              </w:rPr>
+              <w:t>неконфиденциально</w:t>
+            </w:r>
+            <w:proofErr w:type="spellEnd"/>
+            <w:r>
+              <w:rPr>
+                <w:b/>
+                <w:sz w:val="22"/>
+              </w:rPr>
+              <w:t>)</w:t>
             </w:r>
           </w:p>
           <w:p>
@@ -245,7 +261,32 @@
                 <w:b/>
                 <w:lang w:eastAsia="en-US"/>
               </w:rPr>
-              <w:t>{адресат.должность_из_формы}</w:t>
+              <w:t>{</w:t>
+            </w:r>
+            <w:proofErr w:type="spellStart"/>
+            <w:proofErr w:type="gramStart"/>
+            <w:r>
+              <w:rPr>
+                <w:b/>
+                <w:lang w:eastAsia="en-US"/>
+              </w:rPr>
+              <w:t>адресат.должность</w:t>
+            </w:r>
+            <w:proofErr w:type="gramEnd"/>
+            <w:r>
+              <w:rPr>
+                <w:b/>
+                <w:lang w:eastAsia="en-US"/>
+              </w:rPr>
+              <w:t>_из_формы</w:t>
+            </w:r>
+            <w:proofErr w:type="spellEnd"/>
+            <w:r>
+              <w:rPr>
+                <w:b/>
+                <w:lang w:eastAsia="en-US"/>
+              </w:rPr>
+              <w:t>}</w:t>
             </w:r>
           </w:p>
           <w:p>
@@ -260,7 +301,32 @@
                 <w:b/>
                 <w:lang w:eastAsia="en-US"/>
               </w:rPr>
-              <w:t>{адресат.организация_из_формы}</w:t>
+              <w:t>{</w:t>
+            </w:r>
+            <w:proofErr w:type="spellStart"/>
+            <w:proofErr w:type="gramStart"/>
+            <w:r>
+              <w:rPr>
+                <w:b/>
+                <w:lang w:eastAsia="en-US"/>
+              </w:rPr>
+              <w:t>адресат.организация</w:t>
+            </w:r>
+            <w:proofErr w:type="gramEnd"/>
+            <w:r>
+              <w:rPr>
+                <w:b/>
+                <w:lang w:eastAsia="en-US"/>
+              </w:rPr>
+              <w:t>_из_формы</w:t>
+            </w:r>
+            <w:proofErr w:type="spellEnd"/>
+            <w:r>
+              <w:rPr>
+                <w:b/>
+                <w:lang w:eastAsia="en-US"/>
+              </w:rPr>
+              <w:t>}</w:t>
             </w:r>
           </w:p>
           <w:p>
@@ -283,7 +349,32 @@
                 <w:b/>
                 <w:bCs/>
               </w:rPr>
-              <w:t>{адресат.Фио_из_формы}</w:t>
+              <w:t>{</w:t>
+            </w:r>
+            <w:proofErr w:type="spellStart"/>
+            <w:proofErr w:type="gramStart"/>
+            <w:r>
+              <w:rPr>
+                <w:b/>
+                <w:bCs/>
+              </w:rPr>
+              <w:t>адресат.Фио</w:t>
+            </w:r>
+            <w:proofErr w:type="gramEnd"/>
+            <w:r>
+              <w:rPr>
+                <w:b/>
+                <w:bCs/>
+              </w:rPr>
+              <w:t>_из_формы</w:t>
+            </w:r>
+            <w:proofErr w:type="spellEnd"/>
+            <w:r>
+              <w:rPr>
+                <w:b/>
+                <w:bCs/>
+              </w:rPr>
+              <w:t>}</w:t>
             </w:r>
           </w:p>
           <w:p/>
@@ -612,7 +703,29 @@
         <w:rPr>
           <w:b/>
         </w:rPr>
-        <w:t>{адресат.ИО_из_формы}</w:t>
+        <w:t>{</w:t>
+      </w:r>
+      <w:proofErr w:type="spellStart"/>
+      <w:proofErr w:type="gramStart"/>
+      <w:r>
+        <w:rPr>
+          <w:b/>
+        </w:rPr>
+        <w:t>адресат.ИО</w:t>
+      </w:r>
+      <w:proofErr w:type="gramEnd"/>
+      <w:r>
+        <w:rPr>
+          <w:b/>
+        </w:rPr>
+        <w:t>_из_формы</w:t>
+      </w:r>
+      <w:proofErr w:type="spellEnd"/>
+      <w:r>
+        <w:rPr>
+          <w:b/>
+        </w:rPr>
+        <w:t>}</w:t>
       </w:r>
       <w:r>
         <w:rPr>
@@ -680,6 +793,19 @@
         <w:rPr>
           <w:color w:val="auto"/>
         </w:rPr>
+        <w:t>_</w:t>
+      </w:r>
+      <w:r>
+        <w:rPr>
+          <w:color w:val="auto"/>
+          <w:lang w:val="en-US"/>
+        </w:rPr>
+        <w:t>main</w:t>
+      </w:r>
+      <w:r>
+        <w:rPr>
+          <w:color w:val="auto"/>
+        </w:rPr>
         <w:t>}</w:t>
       </w:r>
       <w:r>
@@ -724,6 +850,7 @@
         </w:rPr>
         <w:t>{</w:t>
       </w:r>
+      <w:proofErr w:type="spellStart"/>
       <w:r>
         <w:rPr>
           <w:color w:val="auto"/>
@@ -736,6 +863,7 @@
         </w:rPr>
         <w:t>_из_парсера</w:t>
       </w:r>
+      <w:proofErr w:type="spellEnd"/>
       <w:r>
         <w:rPr>
           <w:color w:val="auto"/>
@@ -775,9 +903,11 @@
       <w:r>
         <w:t>{</w:t>
       </w:r>
+      <w:proofErr w:type="spellStart"/>
       <w:r>
         <w:t>номердоговора</w:t>
       </w:r>
+      <w:proofErr w:type="spellEnd"/>
       <w:r>
         <w:t>}</w:t>
       </w:r>
@@ -787,9 +917,12 @@
       <w:r>
         <w:t>{</w:t>
       </w:r>
+      <w:proofErr w:type="spellStart"/>
       <w:r>
         <w:t>датадоговора</w:t>
       </w:r>
+      <w:proofErr w:type="spellEnd"/>
+      <w:proofErr w:type="gramStart"/>
       <w:r>
         <w:t>}</w:t>
       </w:r>
@@ -803,7 +936,11 @@
         <w:t xml:space="preserve"> </w:t>
       </w:r>
       <w:r>
-        <w:t xml:space="preserve">на </w:t>
+        <w:t>на</w:t>
+      </w:r>
+      <w:proofErr w:type="gramEnd"/>
+      <w:r>
+        <w:t xml:space="preserve"> </w:t>
       </w:r>
       <w:r>
         <w:t xml:space="preserve">электронном </w:t>
@@ -886,8 +1023,16 @@
         <w:rPr>
           <w:color w:val="auto"/>
         </w:rPr>
-        <w:t>{списокдокументов</w:t>
-      </w:r>
+        <w:t>{</w:t>
+      </w:r>
+      <w:proofErr w:type="spellStart"/>
+      <w:r>
+        <w:rPr>
+          <w:color w:val="auto"/>
+        </w:rPr>
+        <w:t>списокдокументов</w:t>
+      </w:r>
+      <w:proofErr w:type="spellEnd"/>
       <w:r>
         <w:rPr>
           <w:color w:val="auto"/>
@@ -963,16 +1108,46 @@
               <w:rPr>
                 <w:lang w:val="en-US"/>
               </w:rPr>
-              <w:t>{подписант.</w:t>
+              <w:t>{</w:t>
+            </w:r>
+            <w:proofErr w:type="spellStart"/>
+            <w:proofErr w:type="gramStart"/>
+            <w:r>
+              <w:rPr>
+                <w:lang w:val="en-US"/>
+              </w:rPr>
+              <w:t>подписант</w:t>
+            </w:r>
+            <w:proofErr w:type="spellEnd"/>
+            <w:r>
+              <w:rPr>
+                <w:lang w:val="en-US"/>
+              </w:rPr>
+              <w:t>.</w:t>
             </w:r>
             <w:r>
               <w:t>должность</w:t>
             </w:r>
+            <w:proofErr w:type="gramEnd"/>
             <w:r>
               <w:rPr>
                 <w:lang w:val="en-US"/>
               </w:rPr>
-              <w:t>_из_формы}</w:t>
+              <w:t>_</w:t>
+            </w:r>
+            <w:proofErr w:type="spellStart"/>
+            <w:r>
+              <w:rPr>
+                <w:lang w:val="en-US"/>
+              </w:rPr>
+              <w:t>из_формы</w:t>
+            </w:r>
+            <w:proofErr w:type="spellEnd"/>
+            <w:r>
+              <w:rPr>
+                <w:lang w:val="en-US"/>
+              </w:rPr>
+              <w:t>}</w:t>
             </w:r>
           </w:p>
         </w:tc>
@@ -1005,7 +1180,20 @@
               </w:rPr>
             </w:pPr>
             <w:r>
-              <w:t>{подписант.иоФ_из_формы}</w:t>
+              <w:t>{</w:t>
+            </w:r>
+            <w:proofErr w:type="spellStart"/>
+            <w:proofErr w:type="gramStart"/>
+            <w:r>
+              <w:t>подписант.иоФ</w:t>
+            </w:r>
+            <w:proofErr w:type="gramEnd"/>
+            <w:r>
+              <w:t>_из_формы</w:t>
+            </w:r>
+            <w:proofErr w:type="spellEnd"/>
+            <w:r>
+              <w:t>}</w:t>
             </w:r>
           </w:p>
         </w:tc>
@@ -1282,12 +1470,21 @@
         <w:szCs w:val="16"/>
       </w:rPr>
     </w:pPr>
+    <w:proofErr w:type="spellStart"/>
     <w:r>
       <w:rPr>
         <w:sz w:val="16"/>
         <w:szCs w:val="16"/>
       </w:rPr>
-      <w:t xml:space="preserve">Отп. 2 экз., на </w:t>
+      <w:t>Отп</w:t>
+    </w:r>
+    <w:proofErr w:type="spellEnd"/>
+    <w:r>
+      <w:rPr>
+        <w:sz w:val="16"/>
+        <w:szCs w:val="16"/>
+      </w:rPr>
+      <w:t xml:space="preserve">. 2 экз., на </w:t>
     </w:r>
     <w:r>
       <w:rPr>
@@ -1349,8 +1546,33 @@
         <w:sz w:val="16"/>
         <w:szCs w:val="16"/>
       </w:rPr>
-      <w:t>Исп. и отп. Гараева К.Д.</w:t>
+      <w:t xml:space="preserve">Исп. и </w:t>
     </w:r>
+    <w:proofErr w:type="spellStart"/>
+    <w:r>
+      <w:rPr>
+        <w:sz w:val="16"/>
+        <w:szCs w:val="16"/>
+      </w:rPr>
+      <w:t>отп</w:t>
+    </w:r>
+    <w:proofErr w:type="spellEnd"/>
+    <w:r>
+      <w:rPr>
+        <w:sz w:val="16"/>
+        <w:szCs w:val="16"/>
+      </w:rPr>
+      <w:t xml:space="preserve">. Гараева </w:t>
+    </w:r>
+    <w:proofErr w:type="gramStart"/>
+    <w:r>
+      <w:rPr>
+        <w:sz w:val="16"/>
+        <w:szCs w:val="16"/>
+      </w:rPr>
+      <w:t>К.Д.</w:t>
+    </w:r>
+    <w:proofErr w:type="gramEnd"/>
   </w:p>
   <w:p>
     <w:pPr>
@@ -1381,7 +1603,25 @@
         <w:szCs w:val="16"/>
         <w:lang w:val="en-US"/>
       </w:rPr>
-      <w:t>{data_field}</w:t>
+      <w:t>{</w:t>
+    </w:r>
+    <w:proofErr w:type="spellStart"/>
+    <w:r>
+      <w:rPr>
+        <w:sz w:val="16"/>
+        <w:szCs w:val="16"/>
+        <w:lang w:val="en-US"/>
+      </w:rPr>
+      <w:t>data_field</w:t>
+    </w:r>
+    <w:proofErr w:type="spellEnd"/>
+    <w:r>
+      <w:rPr>
+        <w:sz w:val="16"/>
+        <w:szCs w:val="16"/>
+        <w:lang w:val="en-US"/>
+      </w:rPr>
+      <w:t>}</w:t>
     </w:r>
   </w:p>
 </w:ftr>

--- a/static/templates/Письмо о представлении документации.docx
+++ b/static/templates/Письмо о представлении документации.docx
@@ -5,7 +5,7 @@
     <w:tbl>
       <w:tblPr>
         <w:tblStyle w:val="aa"/>
-        <w:tblpPr w:leftFromText="180" w:rightFromText="180" w:vertAnchor="text" w:horzAnchor="margin" w:tblpY="-607"/>
+        <w:tblpPr w:leftFromText="180" w:rightFromText="180" w:vertAnchor="text" w:horzAnchor="margin" w:tblpY="-22"/>
         <w:tblW w:w="10343" w:type="dxa"/>
         <w:tblInd w:w="0" w:type="dxa"/>
         <w:tblLook w:val="04A0" w:firstRow="1" w:lastRow="0" w:firstColumn="1" w:lastColumn="0" w:noHBand="0" w:noVBand="1"/>
@@ -15,11 +15,12 @@
         <w:gridCol w:w="1559"/>
         <w:gridCol w:w="426"/>
         <w:gridCol w:w="2447"/>
-        <w:gridCol w:w="5207"/>
+        <w:gridCol w:w="529"/>
+        <w:gridCol w:w="4678"/>
       </w:tblGrid>
       <w:tr>
         <w:trPr>
-          <w:trHeight w:val="3399"/>
+          <w:trHeight w:val="3825"/>
         </w:trPr>
         <w:tc>
           <w:tcPr>
@@ -38,10 +39,10 @@
                 <w:noProof/>
               </w:rPr>
               <w:drawing>
-                <wp:inline distT="0" distB="0" distL="0" distR="0" wp14:anchorId="447198BF" wp14:editId="54FDA34A">
-                  <wp:extent cx="3124200" cy="2324100"/>
+                <wp:inline distT="0" distB="0" distL="0" distR="0" wp14:anchorId="782B29F0" wp14:editId="05D75632">
+                  <wp:extent cx="3124800" cy="2324546"/>
                   <wp:effectExtent l="0" t="0" r="0" b="0"/>
-                  <wp:docPr id="1761229621" name="Рисунок 4" descr="Изображение выглядит как текст, Шрифт, снимок экрана&#10;&#10;Контент, сгенерированный ИИ, может содержать ошибки."/>
+                  <wp:docPr id="2061325309" name="Рисунок 1"/>
                   <wp:cNvGraphicFramePr>
                     <a:graphicFrameLocks xmlns:a="http://schemas.openxmlformats.org/drawingml/2006/main" noChangeAspect="1"/>
                   </wp:cNvGraphicFramePr>
@@ -49,7 +50,7 @@
                     <a:graphicData uri="http://schemas.openxmlformats.org/drawingml/2006/picture">
                       <pic:pic xmlns:pic="http://schemas.openxmlformats.org/drawingml/2006/picture">
                         <pic:nvPicPr>
-                          <pic:cNvPr id="1151606003" name="Рисунок 4" descr="Изображение выглядит как текст, Шрифт, снимок экрана&#10;&#10;Контент, сгенерированный ИИ, может содержать ошибки."/>
+                          <pic:cNvPr id="0" name="Picture 1"/>
                           <pic:cNvPicPr>
                             <a:picLocks noChangeAspect="1" noChangeArrowheads="1"/>
                           </pic:cNvPicPr>
@@ -70,7 +71,7 @@
                         <pic:spPr bwMode="auto">
                           <a:xfrm>
                             <a:off x="0" y="0"/>
-                            <a:ext cx="3124200" cy="2324100"/>
+                            <a:ext cx="3124800" cy="2324546"/>
                           </a:xfrm>
                           <a:prstGeom prst="rect">
                             <a:avLst/>
@@ -90,7 +91,7 @@
         </w:tc>
         <w:tc>
           <w:tcPr>
-            <w:tcW w:w="5207" w:type="dxa"/>
+            <w:tcW w:w="529" w:type="dxa"/>
             <w:vMerge w:val="restart"/>
             <w:tcBorders>
               <w:top w:val="nil"/>
@@ -107,6 +108,26 @@
               </w:rPr>
             </w:pPr>
           </w:p>
+        </w:tc>
+        <w:tc>
+          <w:tcPr>
+            <w:tcW w:w="4678" w:type="dxa"/>
+            <w:vMerge w:val="restart"/>
+            <w:tcBorders>
+              <w:top w:val="nil"/>
+              <w:left w:val="nil"/>
+              <w:bottom w:val="nil"/>
+              <w:right w:val="nil"/>
+            </w:tcBorders>
+          </w:tcPr>
+          <w:p>
+            <w:pPr>
+              <w:rPr>
+                <w:b/>
+                <w:sz w:val="22"/>
+              </w:rPr>
+            </w:pPr>
+          </w:p>
           <w:p>
             <w:pPr>
               <w:rPr>
@@ -264,21 +285,12 @@
               <w:t>{</w:t>
             </w:r>
             <w:proofErr w:type="spellStart"/>
-            <w:proofErr w:type="gramStart"/>
             <w:r>
               <w:rPr>
                 <w:b/>
                 <w:lang w:eastAsia="en-US"/>
               </w:rPr>
-              <w:t>адресат.должность</w:t>
-            </w:r>
-            <w:proofErr w:type="gramEnd"/>
-            <w:r>
-              <w:rPr>
-                <w:b/>
-                <w:lang w:eastAsia="en-US"/>
-              </w:rPr>
-              <w:t>_из_формы</w:t>
+              <w:t>адресат.должность_из_формы</w:t>
             </w:r>
             <w:proofErr w:type="spellEnd"/>
             <w:r>
@@ -304,21 +316,12 @@
               <w:t>{</w:t>
             </w:r>
             <w:proofErr w:type="spellStart"/>
-            <w:proofErr w:type="gramStart"/>
             <w:r>
               <w:rPr>
                 <w:b/>
                 <w:lang w:eastAsia="en-US"/>
               </w:rPr>
-              <w:t>адресат.организация</w:t>
-            </w:r>
-            <w:proofErr w:type="gramEnd"/>
-            <w:r>
-              <w:rPr>
-                <w:b/>
-                <w:lang w:eastAsia="en-US"/>
-              </w:rPr>
-              <w:t>_из_формы</w:t>
+              <w:t>адресат.организация_из_формы</w:t>
             </w:r>
             <w:proofErr w:type="spellEnd"/>
             <w:r>
@@ -352,21 +355,12 @@
               <w:t>{</w:t>
             </w:r>
             <w:proofErr w:type="spellStart"/>
-            <w:proofErr w:type="gramStart"/>
             <w:r>
               <w:rPr>
                 <w:b/>
                 <w:bCs/>
               </w:rPr>
-              <w:t>адресат.Фио</w:t>
-            </w:r>
-            <w:proofErr w:type="gramEnd"/>
-            <w:r>
-              <w:rPr>
-                <w:b/>
-                <w:bCs/>
-              </w:rPr>
-              <w:t>_из_формы</w:t>
+              <w:t>адресат.Фио_из_формы</w:t>
             </w:r>
             <w:proofErr w:type="spellEnd"/>
             <w:r>
@@ -382,7 +376,7 @@
       </w:tr>
       <w:tr>
         <w:trPr>
-          <w:trHeight w:val="152"/>
+          <w:trHeight w:val="407"/>
         </w:trPr>
         <w:tc>
           <w:tcPr>
@@ -391,10 +385,9 @@
             <w:tcBorders>
               <w:top w:val="nil"/>
               <w:left w:val="nil"/>
-              <w:bottom w:val="single" w:sz="4" w:space="0" w:color="auto"/>
               <w:right w:val="nil"/>
             </w:tcBorders>
-            <w:vAlign w:val="center"/>
+            <w:vAlign w:val="bottom"/>
           </w:tcPr>
           <w:p>
             <w:pPr>
@@ -421,7 +414,7 @@
               <w:bottom w:val="nil"/>
               <w:right w:val="nil"/>
             </w:tcBorders>
-            <w:vAlign w:val="center"/>
+            <w:vAlign w:val="bottom"/>
           </w:tcPr>
           <w:p>
             <w:pPr>
@@ -446,10 +439,9 @@
             <w:tcBorders>
               <w:top w:val="nil"/>
               <w:left w:val="nil"/>
-              <w:bottom w:val="single" w:sz="4" w:space="0" w:color="auto"/>
               <w:right w:val="nil"/>
             </w:tcBorders>
-            <w:vAlign w:val="center"/>
+            <w:vAlign w:val="bottom"/>
           </w:tcPr>
           <w:p>
             <w:pPr>
@@ -470,7 +462,7 @@
         </w:tc>
         <w:tc>
           <w:tcPr>
-            <w:tcW w:w="5207" w:type="dxa"/>
+            <w:tcW w:w="529" w:type="dxa"/>
             <w:vMerge/>
             <w:tcBorders>
               <w:top w:val="nil"/>
@@ -488,10 +480,30 @@
             </w:pPr>
           </w:p>
         </w:tc>
+        <w:tc>
+          <w:tcPr>
+            <w:tcW w:w="4678" w:type="dxa"/>
+            <w:vMerge/>
+            <w:tcBorders>
+              <w:top w:val="nil"/>
+              <w:left w:val="nil"/>
+              <w:bottom w:val="nil"/>
+              <w:right w:val="nil"/>
+            </w:tcBorders>
+          </w:tcPr>
+          <w:p>
+            <w:pPr>
+              <w:rPr>
+                <w:b/>
+                <w:sz w:val="22"/>
+              </w:rPr>
+            </w:pPr>
+          </w:p>
+        </w:tc>
       </w:tr>
       <w:tr>
         <w:trPr>
-          <w:trHeight w:val="156"/>
+          <w:trHeight w:val="398"/>
         </w:trPr>
         <w:tc>
           <w:tcPr>
@@ -502,7 +514,7 @@
               <w:bottom w:val="nil"/>
               <w:right w:val="nil"/>
             </w:tcBorders>
-            <w:vAlign w:val="center"/>
+            <w:vAlign w:val="bottom"/>
           </w:tcPr>
           <w:p>
             <w:pPr>
@@ -527,10 +539,9 @@
             <w:tcBorders>
               <w:top w:val="nil"/>
               <w:left w:val="nil"/>
-              <w:bottom w:val="single" w:sz="4" w:space="0" w:color="auto"/>
               <w:right w:val="nil"/>
             </w:tcBorders>
-            <w:vAlign w:val="center"/>
+            <w:vAlign w:val="bottom"/>
           </w:tcPr>
           <w:p>
             <w:pPr>
@@ -550,7 +561,7 @@
               <w:bottom w:val="nil"/>
               <w:right w:val="nil"/>
             </w:tcBorders>
-            <w:vAlign w:val="center"/>
+            <w:vAlign w:val="bottom"/>
           </w:tcPr>
           <w:p>
             <w:pPr>
@@ -581,12 +592,10 @@
           <w:tcPr>
             <w:tcW w:w="2447" w:type="dxa"/>
             <w:tcBorders>
-              <w:top w:val="single" w:sz="4" w:space="0" w:color="auto"/>
               <w:left w:val="nil"/>
-              <w:bottom w:val="single" w:sz="4" w:space="0" w:color="auto"/>
               <w:right w:val="nil"/>
             </w:tcBorders>
-            <w:vAlign w:val="center"/>
+            <w:vAlign w:val="bottom"/>
           </w:tcPr>
           <w:p>
             <w:pPr>
@@ -599,7 +608,7 @@
         </w:tc>
         <w:tc>
           <w:tcPr>
-            <w:tcW w:w="5207" w:type="dxa"/>
+            <w:tcW w:w="529" w:type="dxa"/>
             <w:vMerge/>
             <w:tcBorders>
               <w:top w:val="nil"/>
@@ -617,6 +626,26 @@
             </w:pPr>
           </w:p>
         </w:tc>
+        <w:tc>
+          <w:tcPr>
+            <w:tcW w:w="4678" w:type="dxa"/>
+            <w:vMerge/>
+            <w:tcBorders>
+              <w:top w:val="nil"/>
+              <w:left w:val="nil"/>
+              <w:bottom w:val="nil"/>
+              <w:right w:val="nil"/>
+            </w:tcBorders>
+          </w:tcPr>
+          <w:p>
+            <w:pPr>
+              <w:rPr>
+                <w:b/>
+                <w:sz w:val="22"/>
+              </w:rPr>
+            </w:pPr>
+          </w:p>
+        </w:tc>
       </w:tr>
     </w:tbl>
     <w:p>
@@ -706,19 +735,11 @@
         <w:t>{</w:t>
       </w:r>
       <w:proofErr w:type="spellStart"/>
-      <w:proofErr w:type="gramStart"/>
       <w:r>
         <w:rPr>
           <w:b/>
         </w:rPr>
-        <w:t>адресат.ИО</w:t>
-      </w:r>
-      <w:proofErr w:type="gramEnd"/>
-      <w:r>
-        <w:rPr>
-          <w:b/>
-        </w:rPr>
-        <w:t>_из_формы</w:t>
+        <w:t>адресат.ИО_из_формы</w:t>
       </w:r>
       <w:proofErr w:type="spellEnd"/>
       <w:r>
@@ -836,7 +857,7 @@
         <w:rPr>
           <w:color w:val="auto"/>
         </w:rPr>
-        <w:t>проекту</w:t>
+        <w:t>объекту</w:t>
       </w:r>
       <w:r>
         <w:rPr>
@@ -885,45 +906,85 @@
       <w:r>
         <w:rPr>
           <w:color w:val="auto"/>
+          <w:highlight w:val="green"/>
         </w:rPr>
         <w:t xml:space="preserve">разработанную </w:t>
       </w:r>
       <w:r>
         <w:rPr>
           <w:color w:val="auto"/>
+          <w:highlight w:val="green"/>
         </w:rPr>
         <w:t>в рамках</w:t>
       </w:r>
       <w:r>
+        <w:rPr>
+          <w:highlight w:val="green"/>
+        </w:rPr>
         <w:t xml:space="preserve"> </w:t>
       </w:r>
       <w:r>
-        <w:t xml:space="preserve">договора подряда </w:t>
-      </w:r>
-      <w:r>
+        <w:rPr>
+          <w:highlight w:val="green"/>
+        </w:rPr>
+        <w:t xml:space="preserve">договора </w:t>
+      </w:r>
+      <w:r>
+        <w:rPr>
+          <w:color w:val="auto"/>
+        </w:rPr>
+        <w:t>подряда</w:t>
+      </w:r>
+      <w:r>
+        <w:t xml:space="preserve"> </w:t>
+      </w:r>
+      <w:r>
+        <w:t>№</w:t>
+      </w:r>
+      <w:r>
+        <w:rPr>
+          <w:highlight w:val="green"/>
+        </w:rPr>
         <w:t>{</w:t>
       </w:r>
       <w:proofErr w:type="spellStart"/>
       <w:r>
+        <w:rPr>
+          <w:highlight w:val="green"/>
+        </w:rPr>
         <w:t>номердоговора</w:t>
       </w:r>
       <w:proofErr w:type="spellEnd"/>
       <w:r>
+        <w:rPr>
+          <w:highlight w:val="green"/>
+        </w:rPr>
         <w:t>}</w:t>
       </w:r>
       <w:r>
+        <w:rPr>
+          <w:highlight w:val="green"/>
+        </w:rPr>
         <w:t xml:space="preserve"> от </w:t>
       </w:r>
       <w:r>
+        <w:rPr>
+          <w:highlight w:val="green"/>
+        </w:rPr>
         <w:t>{</w:t>
       </w:r>
       <w:proofErr w:type="spellStart"/>
       <w:r>
+        <w:rPr>
+          <w:highlight w:val="green"/>
+        </w:rPr>
         <w:t>датадоговора</w:t>
       </w:r>
       <w:proofErr w:type="spellEnd"/>
-      <w:proofErr w:type="gramStart"/>
-      <w:r>
+      <w:r>
+        <w:rPr>
+          <w:highlight w:val="green"/>
+        </w:rPr>
         <w:t>}</w:t>
       </w:r>
       <w:r>
@@ -936,11 +997,7 @@
         <w:t xml:space="preserve"> </w:t>
       </w:r>
       <w:r>
-        <w:t>на</w:t>
-      </w:r>
-      <w:proofErr w:type="gramEnd"/>
-      <w:r>
-        <w:t xml:space="preserve"> </w:t>
+        <w:t xml:space="preserve">на </w:t>
       </w:r>
       <w:r>
         <w:t xml:space="preserve">электронном </w:t>
@@ -1010,12 +1067,11 @@
     </w:p>
     <w:p>
       <w:pPr>
-        <w:pStyle w:val="af7"/>
         <w:tabs>
-          <w:tab w:val="left" w:pos="993"/>
+          <w:tab w:val="left" w:pos="1560"/>
         </w:tabs>
         <w:spacing w:line="360" w:lineRule="auto"/>
-        <w:ind w:left="709"/>
+        <w:ind w:firstLine="709"/>
         <w:jc w:val="both"/>
       </w:pPr>
       <w:bookmarkStart w:id="0" w:name="_Hlk59810592"/>
@@ -1111,7 +1167,6 @@
               <w:t>{</w:t>
             </w:r>
             <w:proofErr w:type="spellStart"/>
-            <w:proofErr w:type="gramStart"/>
             <w:r>
               <w:rPr>
                 <w:lang w:val="en-US"/>
@@ -1128,7 +1183,6 @@
             <w:r>
               <w:t>должность</w:t>
             </w:r>
-            <w:proofErr w:type="gramEnd"/>
             <w:r>
               <w:rPr>
                 <w:lang w:val="en-US"/>
@@ -1183,13 +1237,8 @@
               <w:t>{</w:t>
             </w:r>
             <w:proofErr w:type="spellStart"/>
-            <w:proofErr w:type="gramStart"/>
             <w:r>
-              <w:t>подписант.иоФ</w:t>
-            </w:r>
-            <w:proofErr w:type="gramEnd"/>
-            <w:r>
-              <w:t>_из_формы</w:t>
+              <w:t>подписант.иоФ_из_формы</w:t>
             </w:r>
             <w:proofErr w:type="spellEnd"/>
             <w:r>
@@ -1220,12 +1269,9 @@
       <w:pPr>
         <w:spacing w:line="14" w:lineRule="atLeast"/>
         <w:sectPr>
-          <w:headerReference w:type="even" r:id="rId9"/>
-          <w:headerReference w:type="default" r:id="rId10"/>
-          <w:footerReference w:type="even" r:id="rId11"/>
-          <w:footerReference w:type="default" r:id="rId12"/>
-          <w:headerReference w:type="first" r:id="rId13"/>
-          <w:footerReference w:type="first" r:id="rId14"/>
+          <w:footerReference w:type="even" r:id="rId9"/>
+          <w:footerReference w:type="default" r:id="rId10"/>
+          <w:footerReference w:type="first" r:id="rId11"/>
           <w:type w:val="continuous"/>
           <w:pgSz w:w="11906" w:h="16838"/>
           <w:pgMar w:top="1134" w:right="567" w:bottom="1134" w:left="1134" w:header="709" w:footer="709" w:gutter="0"/>
@@ -1237,7 +1283,7 @@
     </w:p>
     <w:p/>
     <w:sectPr>
-      <w:footerReference w:type="first" r:id="rId15"/>
+      <w:footerReference w:type="first" r:id="rId12"/>
       <w:pgSz w:w="11906" w:h="16838"/>
       <w:pgMar w:top="567" w:right="849" w:bottom="567" w:left="1134" w:header="709" w:footer="709" w:gutter="0"/>
       <w:cols w:space="708"/>
@@ -1646,36 +1692,6 @@
 </w:footnotes>
 </file>
 
-<file path=word/header1.xml><?xml version="1.0" encoding="utf-8"?>
-<w:hdr xmlns:wpc="http://schemas.microsoft.com/office/word/2010/wordprocessingCanvas" xmlns:cx="http://schemas.microsoft.com/office/drawing/2014/chartex" xmlns:cx1="http://schemas.microsoft.com/office/drawing/2015/9/8/chartex" xmlns:cx2="http://schemas.microsoft.com/office/drawing/2015/10/21/chartex" xmlns:cx3="http://schemas.microsoft.com/office/drawing/2016/5/9/chartex" xmlns:cx4="http://schemas.microsoft.com/office/drawing/2016/5/10/chartex" xmlns:cx5="http://schemas.microsoft.com/office/drawing/2016/5/11/chartex" xmlns:cx6="http://schemas.microsoft.com/office/drawing/2016/5/12/chartex" xmlns:cx7="http://schemas.microsoft.com/office/drawing/2016/5/13/chartex" xmlns:cx8="http://schemas.microsoft.com/office/drawing/2016/5/14/chartex" xmlns:mc="http://schemas.openxmlformats.org/markup-compatibility/2006" xmlns:aink="http://schemas.microsoft.com/office/drawing/2016/ink" xmlns:am3d="http://schemas.microsoft.com/office/drawing/2017/model3d" xmlns:o="urn:schemas-microsoft-com:office:office" xmlns:oel="http://schemas.microsoft.com/office/2019/extlst" xmlns:r="http://schemas.openxmlformats.org/officeDocument/2006/relationships" xmlns:m="http://schemas.openxmlformats.org/officeDocument/2006/math" xmlns:v="urn:schemas-microsoft-com:vml" xmlns:wp14="http://schemas.microsoft.com/office/word/2010/wordprocessingDrawing" xmlns:wp="http://schemas.openxmlformats.org/drawingml/2006/wordprocessingDrawing" xmlns:w10="urn:schemas-microsoft-com:office:word" xmlns:w="http://schemas.openxmlformats.org/wordprocessingml/2006/main" xmlns:w14="http://schemas.microsoft.com/office/word/2010/wordml" xmlns:w15="http://schemas.microsoft.com/office/word/2012/wordml" xmlns:w16cex="http://schemas.microsoft.com/office/word/2018/wordml/cex" xmlns:w16cid="http://schemas.microsoft.com/office/word/2016/wordml/cid" xmlns:w16="http://schemas.microsoft.com/office/word/2018/wordml" xmlns:w16du="http://schemas.microsoft.com/office/word/2023/wordml/word16du" xmlns:w16sdtdh="http://schemas.microsoft.com/office/word/2020/wordml/sdtdatahash" xmlns:w16sdtfl="http://schemas.microsoft.com/office/word/2024/wordml/sdtformatlock" xmlns:w16se="http://schemas.microsoft.com/office/word/2015/wordml/symex" xmlns:wpg="http://schemas.microsoft.com/office/word/2010/wordprocessingGroup" xmlns:wpi="http://schemas.microsoft.com/office/word/2010/wordprocessingInk" xmlns:wne="http://schemas.microsoft.com/office/word/2006/wordml" xmlns:wps="http://schemas.microsoft.com/office/word/2010/wordprocessingShape" mc:Ignorable="w14 w15 w16se w16cid w16 w16cex w16sdtdh w16sdtfl w16du wp14">
-  <w:p>
-    <w:pPr>
-      <w:pStyle w:val="af1"/>
-    </w:pPr>
-  </w:p>
-</w:hdr>
-</file>
-
-<file path=word/header2.xml><?xml version="1.0" encoding="utf-8"?>
-<w:hdr xmlns:wpc="http://schemas.microsoft.com/office/word/2010/wordprocessingCanvas" xmlns:cx="http://schemas.microsoft.com/office/drawing/2014/chartex" xmlns:cx1="http://schemas.microsoft.com/office/drawing/2015/9/8/chartex" xmlns:cx2="http://schemas.microsoft.com/office/drawing/2015/10/21/chartex" xmlns:cx3="http://schemas.microsoft.com/office/drawing/2016/5/9/chartex" xmlns:cx4="http://schemas.microsoft.com/office/drawing/2016/5/10/chartex" xmlns:cx5="http://schemas.microsoft.com/office/drawing/2016/5/11/chartex" xmlns:cx6="http://schemas.microsoft.com/office/drawing/2016/5/12/chartex" xmlns:cx7="http://schemas.microsoft.com/office/drawing/2016/5/13/chartex" xmlns:cx8="http://schemas.microsoft.com/office/drawing/2016/5/14/chartex" xmlns:mc="http://schemas.openxmlformats.org/markup-compatibility/2006" xmlns:aink="http://schemas.microsoft.com/office/drawing/2016/ink" xmlns:am3d="http://schemas.microsoft.com/office/drawing/2017/model3d" xmlns:o="urn:schemas-microsoft-com:office:office" xmlns:oel="http://schemas.microsoft.com/office/2019/extlst" xmlns:r="http://schemas.openxmlformats.org/officeDocument/2006/relationships" xmlns:m="http://schemas.openxmlformats.org/officeDocument/2006/math" xmlns:v="urn:schemas-microsoft-com:vml" xmlns:wp14="http://schemas.microsoft.com/office/word/2010/wordprocessingDrawing" xmlns:wp="http://schemas.openxmlformats.org/drawingml/2006/wordprocessingDrawing" xmlns:w10="urn:schemas-microsoft-com:office:word" xmlns:w="http://schemas.openxmlformats.org/wordprocessingml/2006/main" xmlns:w14="http://schemas.microsoft.com/office/word/2010/wordml" xmlns:w15="http://schemas.microsoft.com/office/word/2012/wordml" xmlns:w16cex="http://schemas.microsoft.com/office/word/2018/wordml/cex" xmlns:w16cid="http://schemas.microsoft.com/office/word/2016/wordml/cid" xmlns:w16="http://schemas.microsoft.com/office/word/2018/wordml" xmlns:w16du="http://schemas.microsoft.com/office/word/2023/wordml/word16du" xmlns:w16sdtdh="http://schemas.microsoft.com/office/word/2020/wordml/sdtdatahash" xmlns:w16sdtfl="http://schemas.microsoft.com/office/word/2024/wordml/sdtformatlock" xmlns:w16se="http://schemas.microsoft.com/office/word/2015/wordml/symex" xmlns:wpg="http://schemas.microsoft.com/office/word/2010/wordprocessingGroup" xmlns:wpi="http://schemas.microsoft.com/office/word/2010/wordprocessingInk" xmlns:wne="http://schemas.microsoft.com/office/word/2006/wordml" xmlns:wps="http://schemas.microsoft.com/office/word/2010/wordprocessingShape" mc:Ignorable="w14 w15 w16se w16cid w16 w16cex w16sdtdh w16sdtfl w16du wp14">
-  <w:p>
-    <w:pPr>
-      <w:pStyle w:val="af1"/>
-    </w:pPr>
-  </w:p>
-</w:hdr>
-</file>
-
-<file path=word/header3.xml><?xml version="1.0" encoding="utf-8"?>
-<w:hdr xmlns:wpc="http://schemas.microsoft.com/office/word/2010/wordprocessingCanvas" xmlns:cx="http://schemas.microsoft.com/office/drawing/2014/chartex" xmlns:cx1="http://schemas.microsoft.com/office/drawing/2015/9/8/chartex" xmlns:cx2="http://schemas.microsoft.com/office/drawing/2015/10/21/chartex" xmlns:cx3="http://schemas.microsoft.com/office/drawing/2016/5/9/chartex" xmlns:cx4="http://schemas.microsoft.com/office/drawing/2016/5/10/chartex" xmlns:cx5="http://schemas.microsoft.com/office/drawing/2016/5/11/chartex" xmlns:cx6="http://schemas.microsoft.com/office/drawing/2016/5/12/chartex" xmlns:cx7="http://schemas.microsoft.com/office/drawing/2016/5/13/chartex" xmlns:cx8="http://schemas.microsoft.com/office/drawing/2016/5/14/chartex" xmlns:mc="http://schemas.openxmlformats.org/markup-compatibility/2006" xmlns:aink="http://schemas.microsoft.com/office/drawing/2016/ink" xmlns:am3d="http://schemas.microsoft.com/office/drawing/2017/model3d" xmlns:o="urn:schemas-microsoft-com:office:office" xmlns:oel="http://schemas.microsoft.com/office/2019/extlst" xmlns:r="http://schemas.openxmlformats.org/officeDocument/2006/relationships" xmlns:m="http://schemas.openxmlformats.org/officeDocument/2006/math" xmlns:v="urn:schemas-microsoft-com:vml" xmlns:wp14="http://schemas.microsoft.com/office/word/2010/wordprocessingDrawing" xmlns:wp="http://schemas.openxmlformats.org/drawingml/2006/wordprocessingDrawing" xmlns:w10="urn:schemas-microsoft-com:office:word" xmlns:w="http://schemas.openxmlformats.org/wordprocessingml/2006/main" xmlns:w14="http://schemas.microsoft.com/office/word/2010/wordml" xmlns:w15="http://schemas.microsoft.com/office/word/2012/wordml" xmlns:w16cex="http://schemas.microsoft.com/office/word/2018/wordml/cex" xmlns:w16cid="http://schemas.microsoft.com/office/word/2016/wordml/cid" xmlns:w16="http://schemas.microsoft.com/office/word/2018/wordml" xmlns:w16du="http://schemas.microsoft.com/office/word/2023/wordml/word16du" xmlns:w16sdtdh="http://schemas.microsoft.com/office/word/2020/wordml/sdtdatahash" xmlns:w16sdtfl="http://schemas.microsoft.com/office/word/2024/wordml/sdtformatlock" xmlns:w16se="http://schemas.microsoft.com/office/word/2015/wordml/symex" xmlns:wpg="http://schemas.microsoft.com/office/word/2010/wordprocessingGroup" xmlns:wpi="http://schemas.microsoft.com/office/word/2010/wordprocessingInk" xmlns:wne="http://schemas.microsoft.com/office/word/2006/wordml" xmlns:wps="http://schemas.microsoft.com/office/word/2010/wordprocessingShape" mc:Ignorable="w14 w15 w16se w16cid w16 w16cex w16sdtdh w16sdtfl w16du wp14">
-  <w:p>
-    <w:pPr>
-      <w:pStyle w:val="af1"/>
-    </w:pPr>
-  </w:p>
-</w:hdr>
-</file>
-
 <file path=word/numbering.xml><?xml version="1.0" encoding="utf-8"?>
 <w:numbering xmlns:wpc="http://schemas.microsoft.com/office/word/2010/wordprocessingCanvas" xmlns:cx="http://schemas.microsoft.com/office/drawing/2014/chartex" xmlns:cx1="http://schemas.microsoft.com/office/drawing/2015/9/8/chartex" xmlns:cx2="http://schemas.microsoft.com/office/drawing/2015/10/21/chartex" xmlns:cx3="http://schemas.microsoft.com/office/drawing/2016/5/9/chartex" xmlns:cx4="http://schemas.microsoft.com/office/drawing/2016/5/10/chartex" xmlns:cx5="http://schemas.microsoft.com/office/drawing/2016/5/11/chartex" xmlns:cx6="http://schemas.microsoft.com/office/drawing/2016/5/12/chartex" xmlns:cx7="http://schemas.microsoft.com/office/drawing/2016/5/13/chartex" xmlns:cx8="http://schemas.microsoft.com/office/drawing/2016/5/14/chartex" xmlns:mc="http://schemas.openxmlformats.org/markup-compatibility/2006" xmlns:aink="http://schemas.microsoft.com/office/drawing/2016/ink" xmlns:am3d="http://schemas.microsoft.com/office/drawing/2017/model3d" xmlns:o="urn:schemas-microsoft-com:office:office" xmlns:oel="http://schemas.microsoft.com/office/2019/extlst" xmlns:r="http://schemas.openxmlformats.org/officeDocument/2006/relationships" xmlns:m="http://schemas.openxmlformats.org/officeDocument/2006/math" xmlns:v="urn:schemas-microsoft-com:vml" xmlns:wp14="http://schemas.microsoft.com/office/word/2010/wordprocessingDrawing" xmlns:wp="http://schemas.openxmlformats.org/drawingml/2006/wordprocessingDrawing" xmlns:w10="urn:schemas-microsoft-com:office:word" xmlns:w="http://schemas.openxmlformats.org/wordprocessingml/2006/main" xmlns:w14="http://schemas.microsoft.com/office/word/2010/wordml" xmlns:w15="http://schemas.microsoft.com/office/word/2012/wordml" xmlns:w16cex="http://schemas.microsoft.com/office/word/2018/wordml/cex" xmlns:w16cid="http://schemas.microsoft.com/office/word/2016/wordml/cid" xmlns:w16="http://schemas.microsoft.com/office/word/2018/wordml" xmlns:w16du="http://schemas.microsoft.com/office/word/2023/wordml/word16du" xmlns:w16sdtdh="http://schemas.microsoft.com/office/word/2020/wordml/sdtdatahash" xmlns:w16sdtfl="http://schemas.microsoft.com/office/word/2024/wordml/sdtformatlock" xmlns:w16se="http://schemas.microsoft.com/office/word/2015/wordml/symex" xmlns:wpg="http://schemas.microsoft.com/office/word/2010/wordprocessingGroup" xmlns:wpi="http://schemas.microsoft.com/office/word/2010/wordprocessingInk" xmlns:wne="http://schemas.microsoft.com/office/word/2006/wordml" xmlns:wps="http://schemas.microsoft.com/office/word/2010/wordprocessingShape" mc:Ignorable="w14 w15 w16se w16cid w16 w16cex w16sdtdh w16sdtfl w16du wp14">
   <w:abstractNum w:abstractNumId="0" w15:restartNumberingAfterBreak="0">
@@ -1991,6 +2007,92 @@
     </w:lvl>
   </w:abstractNum>
   <w:abstractNum w:abstractNumId="3" w15:restartNumberingAfterBreak="0">
+    <w:nsid w:val="07173BAC"/>
+    <w:multiLevelType w:val="hybridMultilevel"/>
+    <w:tmpl w:val="CE0EA6D8"/>
+    <w:lvl w:ilvl="0" w:tplc="0419000F">
+      <w:start w:val="1"/>
+      <w:numFmt w:val="decimal"/>
+      <w:lvlText w:val="%1."/>
+      <w:lvlJc w:val="left"/>
+      <w:pPr>
+        <w:ind w:left="1429" w:hanging="360"/>
+      </w:pPr>
+    </w:lvl>
+    <w:lvl w:ilvl="1" w:tplc="04190019" w:tentative="1">
+      <w:start w:val="1"/>
+      <w:numFmt w:val="lowerLetter"/>
+      <w:lvlText w:val="%2."/>
+      <w:lvlJc w:val="left"/>
+      <w:pPr>
+        <w:ind w:left="2149" w:hanging="360"/>
+      </w:pPr>
+    </w:lvl>
+    <w:lvl w:ilvl="2" w:tplc="0419001B" w:tentative="1">
+      <w:start w:val="1"/>
+      <w:numFmt w:val="lowerRoman"/>
+      <w:lvlText w:val="%3."/>
+      <w:lvlJc w:val="right"/>
+      <w:pPr>
+        <w:ind w:left="2869" w:hanging="180"/>
+      </w:pPr>
+    </w:lvl>
+    <w:lvl w:ilvl="3" w:tplc="0419000F" w:tentative="1">
+      <w:start w:val="1"/>
+      <w:numFmt w:val="decimal"/>
+      <w:lvlText w:val="%4."/>
+      <w:lvlJc w:val="left"/>
+      <w:pPr>
+        <w:ind w:left="3589" w:hanging="360"/>
+      </w:pPr>
+    </w:lvl>
+    <w:lvl w:ilvl="4" w:tplc="04190019" w:tentative="1">
+      <w:start w:val="1"/>
+      <w:numFmt w:val="lowerLetter"/>
+      <w:lvlText w:val="%5."/>
+      <w:lvlJc w:val="left"/>
+      <w:pPr>
+        <w:ind w:left="4309" w:hanging="360"/>
+      </w:pPr>
+    </w:lvl>
+    <w:lvl w:ilvl="5" w:tplc="0419001B" w:tentative="1">
+      <w:start w:val="1"/>
+      <w:numFmt w:val="lowerRoman"/>
+      <w:lvlText w:val="%6."/>
+      <w:lvlJc w:val="right"/>
+      <w:pPr>
+        <w:ind w:left="5029" w:hanging="180"/>
+      </w:pPr>
+    </w:lvl>
+    <w:lvl w:ilvl="6" w:tplc="0419000F" w:tentative="1">
+      <w:start w:val="1"/>
+      <w:numFmt w:val="decimal"/>
+      <w:lvlText w:val="%7."/>
+      <w:lvlJc w:val="left"/>
+      <w:pPr>
+        <w:ind w:left="5749" w:hanging="360"/>
+      </w:pPr>
+    </w:lvl>
+    <w:lvl w:ilvl="7" w:tplc="04190019" w:tentative="1">
+      <w:start w:val="1"/>
+      <w:numFmt w:val="lowerLetter"/>
+      <w:lvlText w:val="%8."/>
+      <w:lvlJc w:val="left"/>
+      <w:pPr>
+        <w:ind w:left="6469" w:hanging="360"/>
+      </w:pPr>
+    </w:lvl>
+    <w:lvl w:ilvl="8" w:tplc="0419001B" w:tentative="1">
+      <w:start w:val="1"/>
+      <w:numFmt w:val="lowerRoman"/>
+      <w:lvlText w:val="%9."/>
+      <w:lvlJc w:val="right"/>
+      <w:pPr>
+        <w:ind w:left="7189" w:hanging="180"/>
+      </w:pPr>
+    </w:lvl>
+  </w:abstractNum>
+  <w:abstractNum w:abstractNumId="4" w15:restartNumberingAfterBreak="0">
     <w:nsid w:val="075502D4"/>
     <w:multiLevelType w:val="hybridMultilevel"/>
     <w:tmpl w:val="53520B46"/>
@@ -2130,7 +2232,7 @@
       </w:rPr>
     </w:lvl>
   </w:abstractNum>
-  <w:abstractNum w:abstractNumId="4" w15:restartNumberingAfterBreak="0">
+  <w:abstractNum w:abstractNumId="5" w15:restartNumberingAfterBreak="0">
     <w:nsid w:val="0CAF5123"/>
     <w:multiLevelType w:val="hybridMultilevel"/>
     <w:tmpl w:val="A89290F2"/>
@@ -2289,7 +2391,7 @@
       </w:rPr>
     </w:lvl>
   </w:abstractNum>
-  <w:abstractNum w:abstractNumId="5" w15:restartNumberingAfterBreak="0">
+  <w:abstractNum w:abstractNumId="6" w15:restartNumberingAfterBreak="0">
     <w:nsid w:val="0D250908"/>
     <w:multiLevelType w:val="hybridMultilevel"/>
     <w:tmpl w:val="4F1C3DF2"/>
@@ -2375,7 +2477,7 @@
       </w:pPr>
     </w:lvl>
   </w:abstractNum>
-  <w:abstractNum w:abstractNumId="6" w15:restartNumberingAfterBreak="0">
+  <w:abstractNum w:abstractNumId="7" w15:restartNumberingAfterBreak="0">
     <w:nsid w:val="110A5F32"/>
     <w:multiLevelType w:val="hybridMultilevel"/>
     <w:tmpl w:val="2D1E35A6"/>
@@ -2461,7 +2563,7 @@
       </w:pPr>
     </w:lvl>
   </w:abstractNum>
-  <w:abstractNum w:abstractNumId="7" w15:restartNumberingAfterBreak="0">
+  <w:abstractNum w:abstractNumId="8" w15:restartNumberingAfterBreak="0">
     <w:nsid w:val="17BF1F8D"/>
     <w:multiLevelType w:val="hybridMultilevel"/>
     <w:tmpl w:val="0964ACA2"/>
@@ -2550,7 +2652,7 @@
       </w:pPr>
     </w:lvl>
   </w:abstractNum>
-  <w:abstractNum w:abstractNumId="8" w15:restartNumberingAfterBreak="0">
+  <w:abstractNum w:abstractNumId="9" w15:restartNumberingAfterBreak="0">
     <w:nsid w:val="1A09775F"/>
     <w:multiLevelType w:val="hybridMultilevel"/>
     <w:tmpl w:val="7C9ABD22"/>
@@ -2639,7 +2741,7 @@
       </w:pPr>
     </w:lvl>
   </w:abstractNum>
-  <w:abstractNum w:abstractNumId="9" w15:restartNumberingAfterBreak="0">
+  <w:abstractNum w:abstractNumId="10" w15:restartNumberingAfterBreak="0">
     <w:nsid w:val="1BBC4077"/>
     <w:multiLevelType w:val="hybridMultilevel"/>
     <w:tmpl w:val="889C6A16"/>
@@ -2751,7 +2853,7 @@
       </w:rPr>
     </w:lvl>
   </w:abstractNum>
-  <w:abstractNum w:abstractNumId="10" w15:restartNumberingAfterBreak="0">
+  <w:abstractNum w:abstractNumId="11" w15:restartNumberingAfterBreak="0">
     <w:nsid w:val="271514BD"/>
     <w:multiLevelType w:val="hybridMultilevel"/>
     <w:tmpl w:val="7D98A3C0"/>
@@ -2837,7 +2939,7 @@
       </w:pPr>
     </w:lvl>
   </w:abstractNum>
-  <w:abstractNum w:abstractNumId="11" w15:restartNumberingAfterBreak="0">
+  <w:abstractNum w:abstractNumId="12" w15:restartNumberingAfterBreak="0">
     <w:nsid w:val="2EFF310C"/>
     <w:multiLevelType w:val="hybridMultilevel"/>
     <w:tmpl w:val="C774368A"/>
@@ -2926,7 +3028,7 @@
       </w:pPr>
     </w:lvl>
   </w:abstractNum>
-  <w:abstractNum w:abstractNumId="12" w15:restartNumberingAfterBreak="0">
+  <w:abstractNum w:abstractNumId="13" w15:restartNumberingAfterBreak="0">
     <w:nsid w:val="366D2F65"/>
     <w:multiLevelType w:val="hybridMultilevel"/>
     <w:tmpl w:val="E72892DE"/>
@@ -3015,7 +3117,7 @@
       </w:pPr>
     </w:lvl>
   </w:abstractNum>
-  <w:abstractNum w:abstractNumId="13" w15:restartNumberingAfterBreak="0">
+  <w:abstractNum w:abstractNumId="14" w15:restartNumberingAfterBreak="0">
     <w:nsid w:val="416A4FCE"/>
     <w:multiLevelType w:val="hybridMultilevel"/>
     <w:tmpl w:val="8B780CF6"/>
@@ -3128,7 +3230,7 @@
       </w:rPr>
     </w:lvl>
   </w:abstractNum>
-  <w:abstractNum w:abstractNumId="14" w15:restartNumberingAfterBreak="0">
+  <w:abstractNum w:abstractNumId="15" w15:restartNumberingAfterBreak="0">
     <w:nsid w:val="4DB02BF2"/>
     <w:multiLevelType w:val="hybridMultilevel"/>
     <w:tmpl w:val="6024C604"/>
@@ -3214,7 +3316,7 @@
       </w:pPr>
     </w:lvl>
   </w:abstractNum>
-  <w:abstractNum w:abstractNumId="15" w15:restartNumberingAfterBreak="0">
+  <w:abstractNum w:abstractNumId="16" w15:restartNumberingAfterBreak="0">
     <w:nsid w:val="52BE0FA6"/>
     <w:multiLevelType w:val="hybridMultilevel"/>
     <w:tmpl w:val="6F2AFE40"/>
@@ -3330,7 +3432,7 @@
       </w:pPr>
     </w:lvl>
   </w:abstractNum>
-  <w:abstractNum w:abstractNumId="16" w15:restartNumberingAfterBreak="0">
+  <w:abstractNum w:abstractNumId="17" w15:restartNumberingAfterBreak="0">
     <w:nsid w:val="53BA56AE"/>
     <w:multiLevelType w:val="hybridMultilevel"/>
     <w:tmpl w:val="24F2A6E4"/>
@@ -3416,7 +3518,7 @@
       </w:pPr>
     </w:lvl>
   </w:abstractNum>
-  <w:abstractNum w:abstractNumId="17" w15:restartNumberingAfterBreak="0">
+  <w:abstractNum w:abstractNumId="18" w15:restartNumberingAfterBreak="0">
     <w:nsid w:val="5AC44A5E"/>
     <w:multiLevelType w:val="hybridMultilevel"/>
     <w:tmpl w:val="7FF0B226"/>
@@ -3529,7 +3631,7 @@
       </w:rPr>
     </w:lvl>
   </w:abstractNum>
-  <w:abstractNum w:abstractNumId="18" w15:restartNumberingAfterBreak="0">
+  <w:abstractNum w:abstractNumId="19" w15:restartNumberingAfterBreak="0">
     <w:nsid w:val="5ACD2418"/>
     <w:multiLevelType w:val="hybridMultilevel"/>
     <w:tmpl w:val="DBCCDE12"/>
@@ -3618,7 +3720,7 @@
       </w:pPr>
     </w:lvl>
   </w:abstractNum>
-  <w:abstractNum w:abstractNumId="19" w15:restartNumberingAfterBreak="0">
+  <w:abstractNum w:abstractNumId="20" w15:restartNumberingAfterBreak="0">
     <w:nsid w:val="5E8C66B8"/>
     <w:multiLevelType w:val="hybridMultilevel"/>
     <w:tmpl w:val="46801A08"/>
@@ -3707,7 +3809,7 @@
       </w:pPr>
     </w:lvl>
   </w:abstractNum>
-  <w:abstractNum w:abstractNumId="20" w15:restartNumberingAfterBreak="0">
+  <w:abstractNum w:abstractNumId="21" w15:restartNumberingAfterBreak="0">
     <w:nsid w:val="6A4F18B6"/>
     <w:multiLevelType w:val="hybridMultilevel"/>
     <w:tmpl w:val="566604CC"/>
@@ -3820,7 +3922,7 @@
       </w:rPr>
     </w:lvl>
   </w:abstractNum>
-  <w:abstractNum w:abstractNumId="21" w15:restartNumberingAfterBreak="0">
+  <w:abstractNum w:abstractNumId="22" w15:restartNumberingAfterBreak="0">
     <w:nsid w:val="710060FF"/>
     <w:multiLevelType w:val="hybridMultilevel"/>
     <w:tmpl w:val="7D98A3C0"/>
@@ -3906,7 +4008,7 @@
       </w:pPr>
     </w:lvl>
   </w:abstractNum>
-  <w:abstractNum w:abstractNumId="22" w15:restartNumberingAfterBreak="0">
+  <w:abstractNum w:abstractNumId="23" w15:restartNumberingAfterBreak="0">
     <w:nsid w:val="77A00669"/>
     <w:multiLevelType w:val="hybridMultilevel"/>
     <w:tmpl w:val="C1F8CB2E"/>
@@ -4020,73 +4122,76 @@
     </w:lvl>
   </w:abstractNum>
   <w:num w:numId="1" w16cid:durableId="1353799290">
-    <w:abstractNumId w:val="4"/>
+    <w:abstractNumId w:val="5"/>
   </w:num>
   <w:num w:numId="2" w16cid:durableId="347289825">
-    <w:abstractNumId w:val="15"/>
+    <w:abstractNumId w:val="16"/>
   </w:num>
   <w:num w:numId="3" w16cid:durableId="1034232969">
-    <w:abstractNumId w:val="3"/>
+    <w:abstractNumId w:val="4"/>
   </w:num>
   <w:num w:numId="4" w16cid:durableId="641737363">
     <w:abstractNumId w:val="2"/>
   </w:num>
   <w:num w:numId="5" w16cid:durableId="1885826186">
-    <w:abstractNumId w:val="5"/>
+    <w:abstractNumId w:val="6"/>
   </w:num>
   <w:num w:numId="6" w16cid:durableId="817308494">
     <w:abstractNumId w:val="0"/>
   </w:num>
   <w:num w:numId="7" w16cid:durableId="429475496">
+    <w:abstractNumId w:val="21"/>
+  </w:num>
+  <w:num w:numId="8" w16cid:durableId="936328432">
     <w:abstractNumId w:val="20"/>
   </w:num>
-  <w:num w:numId="8" w16cid:durableId="936328432">
-    <w:abstractNumId w:val="19"/>
-  </w:num>
   <w:num w:numId="9" w16cid:durableId="445776818">
-    <w:abstractNumId w:val="17"/>
+    <w:abstractNumId w:val="18"/>
   </w:num>
   <w:num w:numId="10" w16cid:durableId="567768537">
-    <w:abstractNumId w:val="9"/>
+    <w:abstractNumId w:val="10"/>
   </w:num>
   <w:num w:numId="11" w16cid:durableId="1989476801">
     <w:abstractNumId w:val="1"/>
   </w:num>
   <w:num w:numId="12" w16cid:durableId="1942252092">
+    <w:abstractNumId w:val="12"/>
+  </w:num>
+  <w:num w:numId="13" w16cid:durableId="357506516">
+    <w:abstractNumId w:val="13"/>
+  </w:num>
+  <w:num w:numId="14" w16cid:durableId="786658592">
+    <w:abstractNumId w:val="19"/>
+  </w:num>
+  <w:num w:numId="15" w16cid:durableId="1695576233">
+    <w:abstractNumId w:val="9"/>
+  </w:num>
+  <w:num w:numId="16" w16cid:durableId="583301804">
+    <w:abstractNumId w:val="22"/>
+  </w:num>
+  <w:num w:numId="17" w16cid:durableId="82336708">
+    <w:abstractNumId w:val="14"/>
+  </w:num>
+  <w:num w:numId="18" w16cid:durableId="301008694">
+    <w:abstractNumId w:val="15"/>
+  </w:num>
+  <w:num w:numId="19" w16cid:durableId="1746415344">
+    <w:abstractNumId w:val="7"/>
+  </w:num>
+  <w:num w:numId="20" w16cid:durableId="1581867962">
+    <w:abstractNumId w:val="17"/>
+  </w:num>
+  <w:num w:numId="21" w16cid:durableId="828209722">
+    <w:abstractNumId w:val="23"/>
+  </w:num>
+  <w:num w:numId="22" w16cid:durableId="2041851612">
     <w:abstractNumId w:val="11"/>
   </w:num>
-  <w:num w:numId="13" w16cid:durableId="357506516">
-    <w:abstractNumId w:val="12"/>
-  </w:num>
-  <w:num w:numId="14" w16cid:durableId="786658592">
-    <w:abstractNumId w:val="18"/>
-  </w:num>
-  <w:num w:numId="15" w16cid:durableId="1695576233">
+  <w:num w:numId="23" w16cid:durableId="1547991380">
     <w:abstractNumId w:val="8"/>
   </w:num>
-  <w:num w:numId="16" w16cid:durableId="583301804">
-    <w:abstractNumId w:val="21"/>
-  </w:num>
-  <w:num w:numId="17" w16cid:durableId="82336708">
-    <w:abstractNumId w:val="13"/>
-  </w:num>
-  <w:num w:numId="18" w16cid:durableId="301008694">
-    <w:abstractNumId w:val="14"/>
-  </w:num>
-  <w:num w:numId="19" w16cid:durableId="1746415344">
-    <w:abstractNumId w:val="6"/>
-  </w:num>
-  <w:num w:numId="20" w16cid:durableId="1581867962">
-    <w:abstractNumId w:val="16"/>
-  </w:num>
-  <w:num w:numId="21" w16cid:durableId="828209722">
-    <w:abstractNumId w:val="22"/>
-  </w:num>
-  <w:num w:numId="22" w16cid:durableId="2041851612">
-    <w:abstractNumId w:val="10"/>
-  </w:num>
-  <w:num w:numId="23" w16cid:durableId="1547991380">
-    <w:abstractNumId w:val="7"/>
+  <w:num w:numId="24" w16cid:durableId="732511502">
+    <w:abstractNumId w:val="3"/>
   </w:num>
 </w:numbering>
 </file>
